--- a/HR Documents/templates/Station Clearance Form - INJAAZ (before placeholders).docx
+++ b/HR Documents/templates/Station Clearance Form - INJAAZ (before placeholders).docx
@@ -129,20 +129,8 @@
             <w:shd w:val="clear" w:color="auto" w:fill="D9D9D9"/>
           </w:tcPr>
           <w:p>
-            <w:pPr>
-              <w:rPr>
-                <w:b/>
-                <w:sz w:val="20"/>
-                <w:szCs w:val="20"/>
-              </w:rPr>
-            </w:pPr>
-            <w:r>
-              <w:rPr>
-                <w:b/>
-                <w:sz w:val="20"/>
-                <w:szCs w:val="20"/>
-              </w:rPr>
-              <w:t>Employee Name</w:t>
+            <w:r>
+              <w:t>{{ employee_name }}</w:t>
             </w:r>
           </w:p>
         </w:tc>
@@ -214,13 +202,9 @@
             </w:tcBorders>
           </w:tcPr>
           <w:p>
-            <w:pPr>
-              <w:rPr>
-                <w:bCs/>
-                <w:sz w:val="20"/>
-                <w:szCs w:val="20"/>
-              </w:rPr>
-            </w:pPr>
+            <w:r>
+              <w:t>{{ employee_id }}</w:t>
+            </w:r>
           </w:p>
         </w:tc>
       </w:tr>
@@ -238,20 +222,8 @@
             <w:shd w:val="clear" w:color="auto" w:fill="D9D9D9"/>
           </w:tcPr>
           <w:p>
-            <w:pPr>
-              <w:rPr>
-                <w:b/>
-                <w:sz w:val="20"/>
-                <w:szCs w:val="20"/>
-              </w:rPr>
-            </w:pPr>
-            <w:r>
-              <w:rPr>
-                <w:b/>
-                <w:sz w:val="20"/>
-                <w:szCs w:val="20"/>
-              </w:rPr>
-              <w:t>Employment Date</w:t>
+            <w:r>
+              <w:t>{{ employment_date }}</w:t>
             </w:r>
           </w:p>
         </w:tc>
@@ -323,12 +295,9 @@
             </w:tcBorders>
           </w:tcPr>
           <w:p>
-            <w:pPr>
-              <w:rPr>
-                <w:sz w:val="20"/>
-                <w:szCs w:val="20"/>
-              </w:rPr>
-            </w:pPr>
+            <w:r>
+              <w:t>{{ position }}</w:t>
+            </w:r>
           </w:p>
         </w:tc>
       </w:tr>
@@ -346,20 +315,8 @@
             <w:shd w:val="clear" w:color="auto" w:fill="D9D9D9"/>
           </w:tcPr>
           <w:p>
-            <w:pPr>
-              <w:rPr>
-                <w:b/>
-                <w:sz w:val="20"/>
-                <w:szCs w:val="20"/>
-              </w:rPr>
-            </w:pPr>
-            <w:r>
-              <w:rPr>
-                <w:b/>
-                <w:sz w:val="20"/>
-                <w:szCs w:val="20"/>
-              </w:rPr>
-              <w:t>Department</w:t>
+            <w:r>
+              <w:t>{{ department }}</w:t>
             </w:r>
           </w:p>
         </w:tc>
@@ -433,13 +390,9 @@
             </w:tcBorders>
           </w:tcPr>
           <w:p>
-            <w:pPr>
-              <w:rPr>
-                <w:bCs/>
-                <w:sz w:val="20"/>
-                <w:szCs w:val="20"/>
-              </w:rPr>
-            </w:pPr>
+            <w:r>
+              <w:t>{{ section }}</w:t>
+            </w:r>
           </w:p>
         </w:tc>
       </w:tr>
@@ -460,20 +413,8 @@
             <w:shd w:val="clear" w:color="auto" w:fill="D9D9D9"/>
           </w:tcPr>
           <w:p>
-            <w:pPr>
-              <w:rPr>
-                <w:b/>
-                <w:sz w:val="20"/>
-                <w:szCs w:val="20"/>
-              </w:rPr>
-            </w:pPr>
-            <w:r>
-              <w:rPr>
-                <w:b/>
-                <w:sz w:val="20"/>
-                <w:szCs w:val="20"/>
-              </w:rPr>
-              <w:t>Type of Departure:</w:t>
+            <w:r>
+              <w:t>{{ type_of_departure }}</w:t>
             </w:r>
           </w:p>
         </w:tc>
@@ -2445,29 +2386,8 @@
             </w:tcBorders>
           </w:tcPr>
           <w:p>
-            <w:pPr>
-              <w:rPr>
-                <w:b/>
-                <w:sz w:val="20"/>
-                <w:szCs w:val="20"/>
-              </w:rPr>
-            </w:pPr>
-          </w:p>
-          <w:p>
-            <w:pPr>
-              <w:jc w:val="center"/>
-              <w:rPr>
-                <w:sz w:val="20"/>
-                <w:szCs w:val="20"/>
-              </w:rPr>
-            </w:pPr>
-            <w:r>
-              <w:rPr>
-                <w:b/>
-                <w:sz w:val="20"/>
-                <w:szCs w:val="20"/>
-              </w:rPr>
-              <w:t>Remarks:</w:t>
+            <w:r>
+              <w:t>{{ remarks }}</w:t>
             </w:r>
           </w:p>
         </w:tc>
@@ -2488,37 +2408,8 @@
             </w:tcBorders>
           </w:tcPr>
           <w:p>
-            <w:pPr>
-              <w:rPr>
-                <w:b/>
-                <w:sz w:val="20"/>
-                <w:szCs w:val="20"/>
-              </w:rPr>
-            </w:pPr>
-          </w:p>
-          <w:p>
-            <w:pPr>
-              <w:rPr>
-                <w:b/>
-                <w:sz w:val="20"/>
-                <w:szCs w:val="20"/>
-              </w:rPr>
-            </w:pPr>
-            <w:r>
-              <w:rPr>
-                <w:b/>
-                <w:sz w:val="20"/>
-                <w:szCs w:val="20"/>
-              </w:rPr>
-              <w:t>Employee Signature</w:t>
-            </w:r>
-            <w:r>
-              <w:rPr>
-                <w:b/>
-                <w:sz w:val="20"/>
-                <w:szCs w:val="20"/>
-              </w:rPr>
-              <w:t>:</w:t>
+            <w:r>
+              <w:t>{{ employee_signature }}</w:t>
             </w:r>
           </w:p>
         </w:tc>
@@ -2534,29 +2425,8 @@
             </w:tcBorders>
           </w:tcPr>
           <w:p>
-            <w:pPr>
-              <w:rPr>
-                <w:b/>
-                <w:sz w:val="20"/>
-                <w:szCs w:val="20"/>
-              </w:rPr>
-            </w:pPr>
-          </w:p>
-          <w:p>
-            <w:pPr>
-              <w:rPr>
-                <w:b/>
-                <w:sz w:val="20"/>
-                <w:szCs w:val="20"/>
-              </w:rPr>
-            </w:pPr>
-            <w:r>
-              <w:rPr>
-                <w:b/>
-                <w:sz w:val="20"/>
-                <w:szCs w:val="20"/>
-              </w:rPr>
-              <w:t>Human Resources Manager:</w:t>
+            <w:r>
+              <w:t>{{ hr_signature }}</w:t>
             </w:r>
           </w:p>
         </w:tc>
